--- a/docs/literature/Literature_review_Causality_and_Chaos_2020-2026.docx
+++ b/docs/literature/Literature_review_Causality_and_Chaos_2020-2026.docx
@@ -263,7 +263,7 @@
         <w:t xml:space="preserve">Innovation:</w:t>
       </w:r>
       <w:r>
-        <w:t xml:space="preserve"> where the article fits in Part I and what new it brings.</w:t>
+        <w:t xml:space="preserve"> where the article fits in Part I and what it adds.</w:t>
       </w:r>
     </w:p>
     <w:p>
@@ -531,7 +531,7 @@
         </m:d>
       </m:oMath>
       <w:r>
-        <w:t xml:space="preserve"> replaces the equation of </w:t>
+        <w:t xml:space="preserve"> replaces the </w:t>
       </w:r>
       <m:oMath>
         <m:r>
@@ -539,7 +539,7 @@
         </m:r>
       </m:oMath>
       <w:r>
-        <w:t xml:space="preserve"> with the constant </w:t>
+        <w:t xml:space="preserve">-th equation with the constant </w:t>
       </w:r>
       <m:oMath>
         <m:r>
@@ -8017,7 +8017,7 @@
             <w:vAlign w:val="top"/>
           </w:tcPr>
           <w:p>
-            <w:hyperlink w:history="1" r:id="rIdwpihjkzq3df4-nyhnpc4v">
+            <w:hyperlink w:history="1" r:id="rIdihtdvk_gjfzyaxztp0eay">
               <w:r>
                 <w:rPr>
                   <w:color w:val="1D4ED8"/>
@@ -9430,7 +9430,7 @@
         <w:t xml:space="preserve">Link to the theoretical introduction. </w:t>
       </w:r>
       <w:r>
-        <w:t xml:space="preserve">It is the source of Sections 1.4 and 1.8. For the project, tests in path space accept salinity series with irregular sampling, without fixed lags as in discrete-time methods.</w:t>
+        <w:t xml:space="preserve">It is the source of Sections 1.4 and 1.8. For the project, tests in path space accept salinity series with irregular sampling, without the fixed lags of discrete-time methods.</w:t>
       </w:r>
     </w:p>
     <w:p>
@@ -9633,7 +9633,7 @@
             <w:vAlign w:val="top"/>
           </w:tcPr>
           <w:p>
-            <w:hyperlink w:history="1" r:id="rIdktycbcmbhziduundl8pp9">
+            <w:hyperlink w:history="1" r:id="rIdyjivts9zlhqee0jymhij9">
               <w:r>
                 <w:rPr>
                   <w:color w:val="1D4ED8"/>
@@ -11217,7 +11217,7 @@
             <w:vAlign w:val="top"/>
           </w:tcPr>
           <w:p>
-            <w:hyperlink w:history="1" r:id="rIdwpqhcp_f-0gbvewphbsrr">
+            <w:hyperlink w:history="1" r:id="rIdmyrdwzmfjunyaauwybbjv">
               <w:r>
                 <w:rPr>
                   <w:color w:val="1D4ED8"/>
@@ -12538,7 +12538,7 @@
             <w:vAlign w:val="top"/>
           </w:tcPr>
           <w:p>
-            <w:hyperlink w:history="1" r:id="rIdo2qlzbwwphpooss2t-3du">
+            <w:hyperlink w:history="1" r:id="rIduqzhed-q0wgx5fwcm2pro">
               <w:r>
                 <w:rPr>
                   <w:color w:val="1D4ED8"/>
@@ -13836,7 +13836,7 @@
             <w:vAlign w:val="top"/>
           </w:tcPr>
           <w:p>
-            <w:hyperlink w:history="1" r:id="rId-xasb5djxafrv77adozd6">
+            <w:hyperlink w:history="1" r:id="rIdripy5pxcfqidfbmymrzp2">
               <w:r>
                 <w:rPr>
                   <w:color w:val="1D4ED8"/>
@@ -15019,7 +15019,7 @@
             <w:vAlign w:val="top"/>
           </w:tcPr>
           <w:p>
-            <w:hyperlink w:history="1" r:id="rId9xlrugncj_c-htk0vblqe">
+            <w:hyperlink w:history="1" r:id="rIdimv5_cjhof6sqogfqyx_j">
               <w:r>
                 <w:rPr>
                   <w:color w:val="1D4ED8"/>
@@ -15874,7 +15874,7 @@
             <w:vAlign w:val="top"/>
           </w:tcPr>
           <w:p>
-            <w:hyperlink w:history="1" r:id="rIdtnlxhduovqfikkyuwoqs0">
+            <w:hyperlink w:history="1" r:id="rId9wnpa15qony9mizuy2umw">
               <w:r>
                 <w:rPr>
                   <w:color w:val="1D4ED8"/>
@@ -17007,7 +17007,7 @@
             <w:vAlign w:val="top"/>
           </w:tcPr>
           <w:p>
-            <w:hyperlink w:history="1" r:id="rIdc_w974f05wvhu3irae86t">
+            <w:hyperlink w:history="1" r:id="rId2wkjebbuxaoguyask4bcw">
               <w:r>
                 <w:rPr>
                   <w:color w:val="1D4ED8"/>
@@ -18328,7 +18328,7 @@
             <w:vAlign w:val="top"/>
           </w:tcPr>
           <w:p>
-            <w:hyperlink w:history="1" r:id="rId9lhbsrqt4xyh2f5q_vz1w">
+            <w:hyperlink w:history="1" r:id="rIda5rkhivi7yhunen2atimn">
               <w:r>
                 <w:rPr>
                   <w:color w:val="1D4ED8"/>
@@ -19446,7 +19446,7 @@
             <w:vAlign w:val="top"/>
           </w:tcPr>
           <w:p>
-            <w:hyperlink w:history="1" r:id="rIdzmdexrcgt98ibt78qrnjw">
+            <w:hyperlink w:history="1" r:id="rIdhevpb5k4oxeprgw8g3iqi">
               <w:r>
                 <w:rPr>
                   <w:color w:val="1D4ED8"/>
@@ -21066,7 +21066,7 @@
         <w:t xml:space="preserve">Link to the theoretical introduction. </w:t>
       </w:r>
       <w:r>
-        <w:t xml:space="preserve">It is the source of Section 1.4. For the project, the leak term gives a direct measure of how much information is missing from the unobserved nodes, which complements the bias </w:t>
+        <w:t xml:space="preserve">It is the source of Section 1.4. For the project, the leak term gives a direct measure of how much information is missing because of the unobserved nodes, which complements the bias </w:t>
       </w:r>
       <m:oMath>
         <m:sSub>
@@ -21286,7 +21286,7 @@
             <w:vAlign w:val="top"/>
           </w:tcPr>
           <w:p>
-            <w:hyperlink w:history="1" r:id="rIdvvi82mzhoxendx-szexit">
+            <w:hyperlink w:history="1" r:id="rIdsifid0dk8rtoefwpzyv-y">
               <w:r>
                 <w:rPr>
                   <w:color w:val="1D4ED8"/>
@@ -22629,7 +22629,7 @@
             <w:vAlign w:val="top"/>
           </w:tcPr>
           <w:p>
-            <w:hyperlink w:history="1" r:id="rIdwh1e3sx6try1dgxg5oumj">
+            <w:hyperlink w:history="1" r:id="rIdetp9i9szyg-xgz4btblr4">
               <w:r>
                 <w:rPr>
                   <w:color w:val="1D4ED8"/>
@@ -23591,7 +23591,7 @@
             <w:vAlign w:val="top"/>
           </w:tcPr>
           <w:p>
-            <w:hyperlink w:history="1" r:id="rIdfltoey-rgoorycpcmkz0f">
+            <w:hyperlink w:history="1" r:id="rIdqudf9vwdpatexspzjv3rl">
               <w:r>
                 <w:rPr>
                   <w:color w:val="1D4ED8"/>
@@ -24512,7 +24512,7 @@
             <w:vAlign w:val="top"/>
           </w:tcPr>
           <w:p>
-            <w:hyperlink w:history="1" r:id="rIdrjq2gjewekkyhzdmit9uk">
+            <w:hyperlink w:history="1" r:id="rIdnsy-vybyczrdugcml8kyd">
               <w:r>
                 <w:rPr>
                   <w:color w:val="1D4ED8"/>
@@ -25529,7 +25529,7 @@
             <w:vAlign w:val="top"/>
           </w:tcPr>
           <w:p>
-            <w:hyperlink w:history="1" r:id="rId4m8ae3vrtfq1v_t5-wol1">
+            <w:hyperlink w:history="1" r:id="rIdcjt3xd148rdakxannuhy4">
               <w:r>
                 <w:rPr>
                   <w:color w:val="1D4ED8"/>
@@ -27187,7 +27187,7 @@
             <w:vAlign w:val="top"/>
           </w:tcPr>
           <w:p>
-            <w:hyperlink w:history="1" r:id="rId3owslumdzyriq8xcmdufv">
+            <w:hyperlink w:history="1" r:id="rIdzlc7wxi0vxecdpwjynj5v">
               <w:r>
                 <w:rPr>
                   <w:color w:val="1D4ED8"/>
@@ -28524,7 +28524,7 @@
             <w:vAlign w:val="top"/>
           </w:tcPr>
           <w:p>
-            <w:hyperlink w:history="1" r:id="rIdby9koqcx0t2queeq0fq-z">
+            <w:hyperlink w:history="1" r:id="rIdq4pf0zvwyu_53smvwuq88">
               <w:r>
                 <w:rPr>
                   <w:color w:val="1D4ED8"/>
@@ -30040,7 +30040,7 @@
             <w:vAlign w:val="top"/>
           </w:tcPr>
           <w:p>
-            <w:hyperlink w:history="1" r:id="rIdcno89uxmdncsstzbtkcmh">
+            <w:hyperlink w:history="1" r:id="rIdi5gtybdgulpzimb388ukb">
               <w:r>
                 <w:rPr>
                   <w:color w:val="1D4ED8"/>
@@ -31263,7 +31263,7 @@
             <w:vAlign w:val="top"/>
           </w:tcPr>
           <w:p>
-            <w:hyperlink w:history="1" r:id="rId5vprwpx0fmfzpm1ctdok9">
+            <w:hyperlink w:history="1" r:id="rIdiu_xigsukzw1wpdkrah_u">
               <w:r>
                 <w:rPr>
                   <w:color w:val="1D4ED8"/>
@@ -32578,7 +32578,7 @@
             <w:vAlign w:val="top"/>
           </w:tcPr>
           <w:p>
-            <w:hyperlink w:history="1" r:id="rIdseiidkeaxomye-ngi2gmq">
+            <w:hyperlink w:history="1" r:id="rIdu8hq0covlhz2oafhrgiji">
               <w:r>
                 <w:rPr>
                   <w:color w:val="1D4ED8"/>
@@ -34747,7 +34747,7 @@
                 <w:sz w:val="17"/>
                 <w:szCs w:val="17"/>
               </w:rPr>
-              <w:t xml:space="preserve">They fall off the set.</w:t>
+              <w:t xml:space="preserve">They lie off the set.</w:t>
             </w:r>
           </w:p>
         </w:tc>
@@ -36398,7 +36398,7 @@
               </w:rPr>
               <w:t xml:space="preserve">, 6(2), 177–203. </w:t>
             </w:r>
-            <w:hyperlink w:history="1" r:id="rId5eee02xaisiivuigefff-">
+            <w:hyperlink w:history="1" r:id="rIdcmepbupya3kia8ypq8hvd">
               <w:r>
                 <w:rPr>
                   <w:color w:val="1D4ED8"/>
@@ -36495,7 +36495,7 @@
               </w:rPr>
               <w:t xml:space="preserve">, 121(8), e2314228121. </w:t>
             </w:r>
-            <w:hyperlink w:history="1" r:id="rIdk2xdpxd2oybgorkowvrky">
+            <w:hyperlink w:history="1" r:id="rIdkej1buh66scb7e9uegmdn">
               <w:r>
                 <w:rPr>
                   <w:color w:val="1D4ED8"/>
@@ -36591,7 +36591,7 @@
               </w:rPr>
               <w:t xml:space="preserve">, 238(1), 105565. </w:t>
             </w:r>
-            <w:hyperlink w:history="1" r:id="rId0hvhgukuqmhdydvtrvt9c">
+            <w:hyperlink w:history="1" r:id="rIdup-gaebohnb-xftjf1j8n">
               <w:r>
                 <w:rPr>
                   <w:color w:val="1D4ED8"/>
@@ -36688,7 +36688,7 @@
               </w:rPr>
               <w:t xml:space="preserve">, 116, 382–391. </w:t>
             </w:r>
-            <w:hyperlink w:history="1" r:id="rIdkfkxbkkn7f5206klwdtfi">
+            <w:hyperlink w:history="1" r:id="rIdmupankkxrearnve1z3ndb">
               <w:r>
                 <w:rPr>
                   <w:color w:val="1D4ED8"/>
@@ -36784,7 +36784,7 @@
               </w:rPr>
               <w:t xml:space="preserve">, 114(528), 1665–1682. </w:t>
             </w:r>
-            <w:hyperlink w:history="1" r:id="rIdksj-6phob0ib9oskl5rwf">
+            <w:hyperlink w:history="1" r:id="rIdp_oeqhjb8mmsfqhfz1ecr">
               <w:r>
                 <w:rPr>
                   <w:color w:val="1D4ED8"/>
@@ -36814,7 +36814,7 @@
                 <w:sz w:val="17"/>
                 <w:szCs w:val="17"/>
               </w:rPr>
-              <w:t xml:space="preserve">The foundation of [H1] for a single time series; before the period.</w:t>
+              <w:t xml:space="preserve">The foundation of [H1] for a single time series; predates the period.</w:t>
             </w:r>
           </w:p>
         </w:tc>
@@ -40827,7 +40827,7 @@
         </w:rPr>
         <w:t xml:space="preserve"> </w:t>
       </w:r>
-      <w:hyperlink w:history="1" r:id="rIdoge34gqktflorpshca7zz">
+      <w:hyperlink w:history="1" r:id="rIdcyojsyzzlxkklomrw3ya_">
         <w:r>
           <w:rPr>
             <w:color w:val="1D4ED8"/>
@@ -40888,7 +40888,7 @@
         </w:rPr>
         <w:t xml:space="preserve"> </w:t>
       </w:r>
-      <w:hyperlink w:history="1" r:id="rId4swkug-fy9mvtdhw0bzut">
+      <w:hyperlink w:history="1" r:id="rIdxactt6lsoowzhsj0gb2gj">
         <w:r>
           <w:rPr>
             <w:color w:val="1D4ED8"/>
@@ -40949,7 +40949,7 @@
         </w:rPr>
         <w:t xml:space="preserve"> </w:t>
       </w:r>
-      <w:hyperlink w:history="1" r:id="rIdzky6n2igaruvtex_avdy8">
+      <w:hyperlink w:history="1" r:id="rIdh993etl6feakwvmeayoa7">
         <w:r>
           <w:rPr>
             <w:color w:val="1D4ED8"/>
@@ -41010,7 +41010,7 @@
         </w:rPr>
         <w:t xml:space="preserve"> </w:t>
       </w:r>
-      <w:hyperlink w:history="1" r:id="rId9lnk5a9kbb-xreevjsho1">
+      <w:hyperlink w:history="1" r:id="rId3swqaxrsxpejwv0kifgxf">
         <w:r>
           <w:rPr>
             <w:color w:val="1D4ED8"/>
@@ -41071,7 +41071,7 @@
         </w:rPr>
         <w:t xml:space="preserve"> </w:t>
       </w:r>
-      <w:hyperlink w:history="1" r:id="rIdcnkgmocobebkomtp_5cwy">
+      <w:hyperlink w:history="1" r:id="rId6r5hveojfbytcjk02vk7-">
         <w:r>
           <w:rPr>
             <w:color w:val="1D4ED8"/>
@@ -41132,7 +41132,7 @@
         </w:rPr>
         <w:t xml:space="preserve"> </w:t>
       </w:r>
-      <w:hyperlink w:history="1" r:id="rIdv3veizxl-krbzkxloxtng">
+      <w:hyperlink w:history="1" r:id="rIdtr6zqzxx4we-y9szycgay">
         <w:r>
           <w:rPr>
             <w:color w:val="1D4ED8"/>
@@ -41193,7 +41193,7 @@
         </w:rPr>
         <w:t xml:space="preserve"> </w:t>
       </w:r>
-      <w:hyperlink w:history="1" r:id="rIdieskzvlshbfhel5dfd2us">
+      <w:hyperlink w:history="1" r:id="rIdde56xhdp6upjglgk-iv0b">
         <w:r>
           <w:rPr>
             <w:color w:val="1D4ED8"/>
@@ -41254,7 +41254,7 @@
         </w:rPr>
         <w:t xml:space="preserve"> </w:t>
       </w:r>
-      <w:hyperlink w:history="1" r:id="rId-r1dkgj1iitggucevzm5t">
+      <w:hyperlink w:history="1" r:id="rIdrrwgxl5j63wwscxr0cqn0">
         <w:r>
           <w:rPr>
             <w:color w:val="1D4ED8"/>
@@ -41315,7 +41315,7 @@
         </w:rPr>
         <w:t xml:space="preserve"> </w:t>
       </w:r>
-      <w:hyperlink w:history="1" r:id="rIdrizoorj_a4oiztpwalqzc">
+      <w:hyperlink w:history="1" r:id="rIdx2srtwhvnlbqhuzpnuaqu">
         <w:r>
           <w:rPr>
             <w:color w:val="1D4ED8"/>
@@ -41376,7 +41376,7 @@
         </w:rPr>
         <w:t xml:space="preserve"> </w:t>
       </w:r>
-      <w:hyperlink w:history="1" r:id="rIdoimnhvakfmowg7jttzymr">
+      <w:hyperlink w:history="1" r:id="rIdz_b7zgok57z2oghqwgdvh">
         <w:r>
           <w:rPr>
             <w:color w:val="1D4ED8"/>
@@ -41437,7 +41437,7 @@
         </w:rPr>
         <w:t xml:space="preserve"> </w:t>
       </w:r>
-      <w:hyperlink w:history="1" r:id="rIdzvs0pumwakaankhwy1e4b">
+      <w:hyperlink w:history="1" r:id="rIdqqvlfdumperw-jbyrrpm8">
         <w:r>
           <w:rPr>
             <w:color w:val="1D4ED8"/>
@@ -41498,7 +41498,7 @@
         </w:rPr>
         <w:t xml:space="preserve"> </w:t>
       </w:r>
-      <w:hyperlink w:history="1" r:id="rIdg3sd8iq21tdtkucfs44wg">
+      <w:hyperlink w:history="1" r:id="rIdvs-0e5pw4-3pvnoqwxi72">
         <w:r>
           <w:rPr>
             <w:color w:val="1D4ED8"/>
@@ -41559,7 +41559,7 @@
         </w:rPr>
         <w:t xml:space="preserve"> </w:t>
       </w:r>
-      <w:hyperlink w:history="1" r:id="rIdfrojapo7ovy2qvrlx11n4">
+      <w:hyperlink w:history="1" r:id="rId-df5loz73jiirdi9hxtos">
         <w:r>
           <w:rPr>
             <w:color w:val="1D4ED8"/>
@@ -41620,7 +41620,7 @@
         </w:rPr>
         <w:t xml:space="preserve"> </w:t>
       </w:r>
-      <w:hyperlink w:history="1" r:id="rIdomnxzhjffxvhlfxovpaiq">
+      <w:hyperlink w:history="1" r:id="rIdl90gumhywc7mbtfnvlke3">
         <w:r>
           <w:rPr>
             <w:color w:val="1D4ED8"/>
@@ -41692,7 +41692,7 @@
         </w:rPr>
         <w:t xml:space="preserve"> </w:t>
       </w:r>
-      <w:hyperlink w:history="1" r:id="rIdwt8v9kyf-2e_pakpu-3fm">
+      <w:hyperlink w:history="1" r:id="rId2qy0ybnmvrwm2chrmwqy2">
         <w:r>
           <w:rPr>
             <w:color w:val="1D4ED8"/>
@@ -41753,7 +41753,7 @@
         </w:rPr>
         <w:t xml:space="preserve"> </w:t>
       </w:r>
-      <w:hyperlink w:history="1" r:id="rIdt6tnmrqnvfk6qfkn8mgwd">
+      <w:hyperlink w:history="1" r:id="rIdrv6bwxmqdi9leb_remtzq">
         <w:r>
           <w:rPr>
             <w:color w:val="1D4ED8"/>
@@ -41814,7 +41814,7 @@
         </w:rPr>
         <w:t xml:space="preserve"> </w:t>
       </w:r>
-      <w:hyperlink w:history="1" r:id="rIdghoq3g4uhme-_yhkrpsnk">
+      <w:hyperlink w:history="1" r:id="rIdaoapc2ounsp-3gmct_rpf">
         <w:r>
           <w:rPr>
             <w:color w:val="1D4ED8"/>
@@ -41875,7 +41875,7 @@
         </w:rPr>
         <w:t xml:space="preserve"> </w:t>
       </w:r>
-      <w:hyperlink w:history="1" r:id="rIdoifkbqmrwtt0jooqubwt_">
+      <w:hyperlink w:history="1" r:id="rIdaszgszacv8-qalnxhjpwu">
         <w:r>
           <w:rPr>
             <w:color w:val="1D4ED8"/>
@@ -41936,7 +41936,7 @@
         </w:rPr>
         <w:t xml:space="preserve"> </w:t>
       </w:r>
-      <w:hyperlink w:history="1" r:id="rIdlroutka69qi7cuoxz_pi_">
+      <w:hyperlink w:history="1" r:id="rIdcap85m5vp-wfjndy5yfw4">
         <w:r>
           <w:rPr>
             <w:color w:val="1D4ED8"/>
@@ -41997,7 +41997,7 @@
         </w:rPr>
         <w:t xml:space="preserve"> </w:t>
       </w:r>
-      <w:hyperlink w:history="1" r:id="rId7g-t187hxbzedd7h4ydda">
+      <w:hyperlink w:history="1" r:id="rIdtaybo6rexy64fqitgrq62">
         <w:r>
           <w:rPr>
             <w:color w:val="1D4ED8"/>
@@ -42058,7 +42058,7 @@
         </w:rPr>
         <w:t xml:space="preserve"> </w:t>
       </w:r>
-      <w:hyperlink w:history="1" r:id="rIdldpmf1jne-ht4ews2ywuh">
+      <w:hyperlink w:history="1" r:id="rIdeqg_mfk3kqedl3lhw38-p">
         <w:r>
           <w:rPr>
             <w:color w:val="1D4ED8"/>
@@ -42119,7 +42119,7 @@
         </w:rPr>
         <w:t xml:space="preserve"> </w:t>
       </w:r>
-      <w:hyperlink w:history="1" r:id="rIddygppdidjvgegebslw_b-">
+      <w:hyperlink w:history="1" r:id="rIdrxzpvgbksxmghgqean0vl">
         <w:r>
           <w:rPr>
             <w:color w:val="1D4ED8"/>
@@ -42180,7 +42180,7 @@
         </w:rPr>
         <w:t xml:space="preserve"> </w:t>
       </w:r>
-      <w:hyperlink w:history="1" r:id="rIdo_cwmhdc4hkdfun0xep_h">
+      <w:hyperlink w:history="1" r:id="rIdm-ydpkpzwygvarclxinl6">
         <w:r>
           <w:rPr>
             <w:color w:val="1D4ED8"/>
@@ -42241,7 +42241,7 @@
         </w:rPr>
         <w:t xml:space="preserve"> </w:t>
       </w:r>
-      <w:hyperlink w:history="1" r:id="rIdptn_lvctenbgr8pxd1mna">
+      <w:hyperlink w:history="1" r:id="rIdrbvxp4ysxjymuplnyzeah">
         <w:r>
           <w:rPr>
             <w:color w:val="1D4ED8"/>
@@ -42302,7 +42302,7 @@
         </w:rPr>
         <w:t xml:space="preserve"> </w:t>
       </w:r>
-      <w:hyperlink w:history="1" r:id="rIdx5i_nqbgszxsjmqzp96__">
+      <w:hyperlink w:history="1" r:id="rIdhsgxxcm5zblqbawhumwcw">
         <w:r>
           <w:rPr>
             <w:color w:val="1D4ED8"/>
@@ -42363,7 +42363,7 @@
         </w:rPr>
         <w:t xml:space="preserve"> </w:t>
       </w:r>
-      <w:hyperlink w:history="1" r:id="rIde1lmbrlb_bgnigc0nl6sb">
+      <w:hyperlink w:history="1" r:id="rId1otau5bexvoufhwj11lk7">
         <w:r>
           <w:rPr>
             <w:color w:val="1D4ED8"/>
@@ -42424,7 +42424,7 @@
         </w:rPr>
         <w:t xml:space="preserve"> </w:t>
       </w:r>
-      <w:hyperlink w:history="1" r:id="rId6rvaclvqygebnkypnjova">
+      <w:hyperlink w:history="1" r:id="rId18mjra3zqzgfcwzy05psw">
         <w:r>
           <w:rPr>
             <w:color w:val="1D4ED8"/>
@@ -42485,7 +42485,7 @@
         </w:rPr>
         <w:t xml:space="preserve"> </w:t>
       </w:r>
-      <w:hyperlink w:history="1" r:id="rIdesmb2qaoxg0cymbfnqv4h">
+      <w:hyperlink w:history="1" r:id="rIdq4lyewwg5ocbm4gltfkji">
         <w:r>
           <w:rPr>
             <w:color w:val="1D4ED8"/>
@@ -42546,7 +42546,7 @@
         </w:rPr>
         <w:t xml:space="preserve"> </w:t>
       </w:r>
-      <w:hyperlink w:history="1" r:id="rIdvhx-sydnsh7bok8d1-bhk">
+      <w:hyperlink w:history="1" r:id="rIdzl56m2cfqy_recgu5mpsv">
         <w:r>
           <w:rPr>
             <w:color w:val="1D4ED8"/>
@@ -42607,7 +42607,7 @@
         </w:rPr>
         <w:t xml:space="preserve"> </w:t>
       </w:r>
-      <w:hyperlink w:history="1" r:id="rIdyuo6efrjyhoxdmybf5ytb">
+      <w:hyperlink w:history="1" r:id="rIduxlgxx7dyvfno4u8q4bbd">
         <w:r>
           <w:rPr>
             <w:color w:val="1D4ED8"/>
@@ -42668,7 +42668,7 @@
         </w:rPr>
         <w:t xml:space="preserve"> </w:t>
       </w:r>
-      <w:hyperlink w:history="1" r:id="rIdp7dd0souqvu0nq0nxs5z1">
+      <w:hyperlink w:history="1" r:id="rIdk4vs0hte1-ivf0p5vc4pi">
         <w:r>
           <w:rPr>
             <w:color w:val="1D4ED8"/>
@@ -42729,7 +42729,7 @@
         </w:rPr>
         <w:t xml:space="preserve"> </w:t>
       </w:r>
-      <w:hyperlink w:history="1" r:id="rIdle3rps3ybqjqt7jhg1ccg">
+      <w:hyperlink w:history="1" r:id="rIdmuccwwsnh8wzq7p3sfvwu">
         <w:r>
           <w:rPr>
             <w:color w:val="1D4ED8"/>
@@ -42790,7 +42790,7 @@
         </w:rPr>
         <w:t xml:space="preserve"> </w:t>
       </w:r>
-      <w:hyperlink w:history="1" r:id="rIdtub4gjaxzii70bef2op5c">
+      <w:hyperlink w:history="1" r:id="rIdhrs_aao7tgcyeqanqi2o9">
         <w:r>
           <w:rPr>
             <w:color w:val="1D4ED8"/>
@@ -42851,7 +42851,7 @@
         </w:rPr>
         <w:t xml:space="preserve"> </w:t>
       </w:r>
-      <w:hyperlink w:history="1" r:id="rIdn5s0dsjgemtbl1c2nr0vz">
+      <w:hyperlink w:history="1" r:id="rIdk8ekuj0b3jmxztga75vjb">
         <w:r>
           <w:rPr>
             <w:color w:val="1D4ED8"/>
